--- a/scratch/OOS-262064 Blue Ocean Rx, LLC (E75110) - USP71.docx
+++ b/scratch/OOS-262064 Blue Ocean Rx, LLC (E75110) - USP71.docx
@@ -10467,7 +10467,7 @@
 Therefore, considering that no viable organisms were recovered from the ISO 5 environment, personnel monitoring results were acceptable on the date of testing, and the environmental isolates were not recovered from locations or surfaces directly involved in sample preparation or testing, the environmental isolate is not considered a credible source of the contamination detected in the test sample.
 The analysts confirmed full compliance with cleaning procedures as outlined in MICRO SOP-9 (Cleaning and Disinfecting Procedure for Microbiology) and MICRO-SOP-5 (USP 71&gt; / EP 2.6.1 Sterility Test).
 Monthly cleaning and disinfection of the outermost ISO 8 Anteroom, the middle ISO 7 Buffer room, the innermost ISO 7 cleanroom, and its containing ISO 5 BSCs for Cleanroom suite CR114 was performed on 16 Aug 2026, as per MICRO-SOP-9 (Cleaning and Disinfecting Procedure for Microbiology). During both cleaning cycles, it was documented that all H2O2 indicators passed. This confirms the efficient monthly cleaning of all three parts of Cleanroom suite CR114.
-Analyzing a 6-month sample history for Blue Ocean Rx, LLC (E75110), this specific analyte "Tirzepatide 10mg/mL" has had no prior failures using USP 71&gt; / EP 2.6.1 Sterility Test during this period. This sample was submitted as a routine release testing sample for lot 080326-TIR-10.
+Analyzing a 6-month sample history for Blue Ocean Rx, LLC (E75110), this specific analyte "Tirzepatide 10mg/mL" has had no prior failures using USP 71&gt; / EP 2.6.1 Sterility Test during this period.
 To assess the potential for sample-to-sample contamination contributing to the positive results, a comprehensive review was conducted of all samples processed on the same day (25 Aug 2026). Sample ETX-260804-0335 was the 11th sample processed in the batch. All other samples processed by the analyst and other analysts that day tested negative. These findings suggest that cross-contamination between samples is highly unlikely.
 Based on the observations outlined above, it is unlikely that the failing results were due to reagents, supplies, the cleanroom environment, the process, or analyst involvement. Consequently, the possibility of laboratory error contributing to this failure is minimal and the original result is deemed to be valid.</w:t>
             </w:r>
